--- a/러시아 인권변호사/5부/5부_5화_개혁의_대가.docx
+++ b/러시아 인권변호사/5부/5부_5화_개혁의_대가.docx
@@ -254,6 +254,52 @@
     </w:p>
     <w:p>
       <w:pPr>
+        <w:spacing w:before="0" w:after="110" w:line="300" w:lineRule="auto"/>
+      </w:pPr>
+      <w:r>
+        <w:rPr>
+          <w:rFonts w:ascii="Times New Roman" w:hAnsi="Times New Roman" w:eastAsia="Malgun Gothic"/>
+          <w:b/>
+          <w:i w:val="0"/>
+          <w:sz w:val="22"/>
+        </w:rPr>
+        <w:t xml:space="preserve">Ирина: </w:t>
+      </w:r>
+      <w:r>
+        <w:rPr>
+          <w:rFonts w:ascii="Times New Roman" w:hAnsi="Times New Roman" w:eastAsia="Malgun Gothic"/>
+          <w:b w:val="0"/>
+          <w:i w:val="0"/>
+          <w:sz w:val="22"/>
+        </w:rPr>
+        <w:t>Алексей Николаевич, при всём уважении — он ваш друг. Если с ним что-то случится, вы не сможете думать о реформе.</w:t>
+      </w:r>
+    </w:p>
+    <w:p>
+      <w:pPr>
+        <w:spacing w:before="0" w:after="110" w:line="300" w:lineRule="auto"/>
+      </w:pPr>
+      <w:r>
+        <w:rPr>
+          <w:rFonts w:ascii="Times New Roman" w:hAnsi="Times New Roman" w:eastAsia="Malgun Gothic"/>
+          <w:b/>
+          <w:i w:val="0"/>
+          <w:sz w:val="22"/>
+        </w:rPr>
+        <w:t xml:space="preserve">Лёша: </w:t>
+      </w:r>
+      <w:r>
+        <w:rPr>
+          <w:rFonts w:ascii="Times New Roman" w:hAnsi="Times New Roman" w:eastAsia="Malgun Gothic"/>
+          <w:b w:val="0"/>
+          <w:i w:val="0"/>
+          <w:sz w:val="22"/>
+        </w:rPr>
+        <w:t>Знаю, Ирина. Поэтому решать будет он, а не я.</w:t>
+      </w:r>
+    </w:p>
+    <w:p>
+      <w:pPr>
         <w:keepNext/>
         <w:spacing w:before="320" w:after="140"/>
       </w:pPr>
@@ -713,6 +759,75 @@
     </w:p>
     <w:p>
       <w:pPr>
+        <w:spacing w:before="0" w:after="110" w:line="300" w:lineRule="auto"/>
+      </w:pPr>
+      <w:r>
+        <w:rPr>
+          <w:rFonts w:ascii="Times New Roman" w:hAnsi="Times New Roman" w:eastAsia="Malgun Gothic"/>
+          <w:b/>
+          <w:i w:val="0"/>
+          <w:sz w:val="22"/>
+        </w:rPr>
+        <w:t xml:space="preserve">Марченко: </w:t>
+      </w:r>
+      <w:r>
+        <w:rPr>
+          <w:rFonts w:ascii="Times New Roman" w:hAnsi="Times New Roman" w:eastAsia="Malgun Gothic"/>
+          <w:b w:val="0"/>
+          <w:i w:val="0"/>
+          <w:sz w:val="22"/>
+        </w:rPr>
+        <w:t>Тогда с сегодняшнего дня — никаких поездок без предупреждения, Павел Геннадьевич. И никаких встреч в кафе.</w:t>
+      </w:r>
+    </w:p>
+    <w:p>
+      <w:pPr>
+        <w:spacing w:before="0" w:after="110" w:line="300" w:lineRule="auto"/>
+      </w:pPr>
+      <w:r>
+        <w:rPr>
+          <w:rFonts w:ascii="Times New Roman" w:hAnsi="Times New Roman" w:eastAsia="Malgun Gothic"/>
+          <w:b/>
+          <w:i w:val="0"/>
+          <w:sz w:val="22"/>
+        </w:rPr>
+        <w:t xml:space="preserve">Павел: </w:t>
+      </w:r>
+      <w:r>
+        <w:rPr>
+          <w:rFonts w:ascii="Times New Roman" w:hAnsi="Times New Roman" w:eastAsia="Malgun Gothic"/>
+          <w:b w:val="0"/>
+          <w:i w:val="0"/>
+          <w:sz w:val="22"/>
+        </w:rPr>
+        <w:t>В кафе! Я в кафе последний раз был, когда сын ещё не родился!</w:t>
+      </w:r>
+    </w:p>
+    <w:p>
+      <w:pPr>
+        <w:spacing w:before="0" w:after="110" w:line="300" w:lineRule="auto"/>
+      </w:pPr>
+      <w:r>
+        <w:rPr>
+          <w:rFonts w:ascii="Times New Roman" w:hAnsi="Times New Roman" w:eastAsia="Malgun Gothic"/>
+          <w:b/>
+          <w:i w:val="0"/>
+          <w:sz w:val="22"/>
+        </w:rPr>
+        <w:t xml:space="preserve">Марченко: </w:t>
+      </w:r>
+      <w:r>
+        <w:rPr>
+          <w:rFonts w:ascii="Times New Roman" w:hAnsi="Times New Roman" w:eastAsia="Malgun Gothic"/>
+          <w:b w:val="0"/>
+          <w:i w:val="0"/>
+          <w:sz w:val="22"/>
+        </w:rPr>
+        <w:t>Тем проще будет соблюдать.</w:t>
+      </w:r>
+    </w:p>
+    <w:p>
+      <w:pPr>
         <w:keepNext/>
         <w:spacing w:before="320" w:after="140"/>
       </w:pPr>
@@ -966,6 +1081,118 @@
     </w:p>
     <w:p>
       <w:pPr>
+        <w:spacing w:before="0" w:after="110" w:line="300" w:lineRule="auto"/>
+      </w:pPr>
+      <w:r>
+        <w:rPr>
+          <w:rFonts w:ascii="Times New Roman" w:hAnsi="Times New Roman" w:eastAsia="Malgun Gothic"/>
+          <w:b/>
+          <w:i w:val="0"/>
+          <w:sz w:val="22"/>
+        </w:rPr>
+        <w:t xml:space="preserve">Павел: </w:t>
+      </w:r>
+      <w:r>
+        <w:rPr>
+          <w:rFonts w:ascii="Times New Roman" w:hAnsi="Times New Roman" w:eastAsia="Malgun Gothic"/>
+          <w:b w:val="0"/>
+          <w:i/>
+          <w:color w:val="555555"/>
+          <w:sz w:val="22"/>
+        </w:rPr>
+        <w:t>(обнимая её)</w:t>
+      </w:r>
+      <w:r>
+        <w:rPr>
+          <w:rFonts w:ascii="Times New Roman" w:hAnsi="Times New Roman" w:eastAsia="Malgun Gothic"/>
+          <w:b w:val="0"/>
+          <w:i w:val="0"/>
+          <w:sz w:val="22"/>
+        </w:rPr>
+        <w:t xml:space="preserve"> Маш, я буду осторожен. Честно.</w:t>
+      </w:r>
+    </w:p>
+    <w:p>
+      <w:pPr>
+        <w:spacing w:before="0" w:after="110" w:line="300" w:lineRule="auto"/>
+      </w:pPr>
+      <w:r>
+        <w:rPr>
+          <w:rFonts w:ascii="Times New Roman" w:hAnsi="Times New Roman" w:eastAsia="Malgun Gothic"/>
+          <w:b/>
+          <w:i w:val="0"/>
+          <w:sz w:val="22"/>
+        </w:rPr>
+        <w:t xml:space="preserve">Мария: </w:t>
+      </w:r>
+      <w:r>
+        <w:rPr>
+          <w:rFonts w:ascii="Times New Roman" w:hAnsi="Times New Roman" w:eastAsia="Malgun Gothic"/>
+          <w:b w:val="0"/>
+          <w:i w:val="0"/>
+          <w:sz w:val="22"/>
+        </w:rPr>
+        <w:t>Ты и в прошлый раз говорил «честно».</w:t>
+      </w:r>
+    </w:p>
+    <w:p>
+      <w:pPr>
+        <w:spacing w:before="0" w:after="110" w:line="300" w:lineRule="auto"/>
+      </w:pPr>
+      <w:r>
+        <w:rPr>
+          <w:rFonts w:ascii="Times New Roman" w:hAnsi="Times New Roman" w:eastAsia="Malgun Gothic"/>
+          <w:b/>
+          <w:i w:val="0"/>
+          <w:sz w:val="22"/>
+        </w:rPr>
+        <w:t xml:space="preserve">Павел: </w:t>
+      </w:r>
+      <w:r>
+        <w:rPr>
+          <w:rFonts w:ascii="Times New Roman" w:hAnsi="Times New Roman" w:eastAsia="Malgun Gothic"/>
+          <w:b w:val="0"/>
+          <w:i w:val="0"/>
+          <w:sz w:val="22"/>
+        </w:rPr>
+        <w:t>В прошлый раз я врал. Сейчас — нет. Чувствуешь разницу?</w:t>
+      </w:r>
+    </w:p>
+    <w:p>
+      <w:pPr>
+        <w:spacing w:before="0" w:after="110" w:line="300" w:lineRule="auto"/>
+      </w:pPr>
+      <w:r>
+        <w:rPr>
+          <w:rFonts w:ascii="Times New Roman" w:hAnsi="Times New Roman" w:eastAsia="Malgun Gothic"/>
+          <w:b/>
+          <w:i w:val="0"/>
+          <w:sz w:val="22"/>
+        </w:rPr>
+        <w:t xml:space="preserve">Мария: </w:t>
+      </w:r>
+      <w:r>
+        <w:rPr>
+          <w:rFonts w:ascii="Times New Roman" w:hAnsi="Times New Roman" w:eastAsia="Malgun Gothic"/>
+          <w:b w:val="0"/>
+          <w:i/>
+          <w:color w:val="555555"/>
+          <w:sz w:val="22"/>
+        </w:rPr>
+        <w:t>(сквозь слёзы, почти смеясь)</w:t>
+      </w:r>
+      <w:r>
+        <w:rPr>
+          <w:rFonts w:ascii="Times New Roman" w:hAnsi="Times New Roman" w:eastAsia="Malgun Gothic"/>
+          <w:b w:val="0"/>
+          <w:i w:val="0"/>
+          <w:sz w:val="22"/>
+        </w:rPr>
+        <w:t xml:space="preserve"> Чувствую. Ты громче стал.</w:t>
+      </w:r>
+    </w:p>
+    <w:p>
+      <w:pPr>
         <w:keepNext/>
         <w:spacing w:before="320" w:after="140"/>
       </w:pPr>
@@ -1196,6 +1423,118 @@
     </w:p>
     <w:p>
       <w:pPr>
+        <w:spacing w:before="0" w:after="110" w:line="300" w:lineRule="auto"/>
+      </w:pPr>
+      <w:r>
+        <w:rPr>
+          <w:rFonts w:ascii="Times New Roman" w:hAnsi="Times New Roman" w:eastAsia="Malgun Gothic"/>
+          <w:b/>
+          <w:i w:val="0"/>
+          <w:sz w:val="22"/>
+        </w:rPr>
+        <w:t xml:space="preserve">Шубин: </w:t>
+      </w:r>
+      <w:r>
+        <w:rPr>
+          <w:rFonts w:ascii="Times New Roman" w:hAnsi="Times New Roman" w:eastAsia="Malgun Gothic"/>
+          <w:b w:val="0"/>
+          <w:i w:val="0"/>
+          <w:sz w:val="22"/>
+        </w:rPr>
+        <w:t>Думаете, вам это простят? Там, наверху, у всех длинная память.</w:t>
+      </w:r>
+    </w:p>
+    <w:p>
+      <w:pPr>
+        <w:spacing w:before="0" w:after="110" w:line="300" w:lineRule="auto"/>
+      </w:pPr>
+      <w:r>
+        <w:rPr>
+          <w:rFonts w:ascii="Times New Roman" w:hAnsi="Times New Roman" w:eastAsia="Malgun Gothic"/>
+          <w:b/>
+          <w:i w:val="0"/>
+          <w:sz w:val="22"/>
+        </w:rPr>
+        <w:t xml:space="preserve">Павел: </w:t>
+      </w:r>
+      <w:r>
+        <w:rPr>
+          <w:rFonts w:ascii="Times New Roman" w:hAnsi="Times New Roman" w:eastAsia="Malgun Gothic"/>
+          <w:b w:val="0"/>
+          <w:i w:val="0"/>
+          <w:sz w:val="22"/>
+        </w:rPr>
+        <w:t>У меня тоже, Анатолий Игоревич. Я помню, сколько мне когда-то заплатили. И сколько это стоило другим. Вот и считаю.</w:t>
+      </w:r>
+    </w:p>
+    <w:p>
+      <w:pPr>
+        <w:spacing w:before="0" w:after="110" w:line="300" w:lineRule="auto"/>
+      </w:pPr>
+      <w:r>
+        <w:rPr>
+          <w:rFonts w:ascii="Times New Roman" w:hAnsi="Times New Roman" w:eastAsia="Malgun Gothic"/>
+          <w:b/>
+          <w:i w:val="0"/>
+          <w:sz w:val="22"/>
+        </w:rPr>
+        <w:t xml:space="preserve">Марченко: </w:t>
+      </w:r>
+      <w:r>
+        <w:rPr>
+          <w:rFonts w:ascii="Times New Roman" w:hAnsi="Times New Roman" w:eastAsia="Malgun Gothic"/>
+          <w:b w:val="0"/>
+          <w:i/>
+          <w:color w:val="555555"/>
+          <w:sz w:val="22"/>
+        </w:rPr>
+        <w:t>(оборачиваясь)</w:t>
+      </w:r>
+      <w:r>
+        <w:rPr>
+          <w:rFonts w:ascii="Times New Roman" w:hAnsi="Times New Roman" w:eastAsia="Malgun Gothic"/>
+          <w:b w:val="0"/>
+          <w:i w:val="0"/>
+          <w:sz w:val="22"/>
+        </w:rPr>
+        <w:t xml:space="preserve"> Анатолий Игоревич, желаете что-то добавить к протоколу?</w:t>
+      </w:r>
+    </w:p>
+    <w:p>
+      <w:pPr>
+        <w:spacing w:before="0" w:after="110" w:line="300" w:lineRule="auto"/>
+      </w:pPr>
+      <w:r>
+        <w:rPr>
+          <w:rFonts w:ascii="Times New Roman" w:hAnsi="Times New Roman" w:eastAsia="Malgun Gothic"/>
+          <w:b/>
+          <w:i w:val="0"/>
+          <w:sz w:val="22"/>
+        </w:rPr>
+        <w:t xml:space="preserve">Шубин: </w:t>
+      </w:r>
+      <w:r>
+        <w:rPr>
+          <w:rFonts w:ascii="Times New Roman" w:hAnsi="Times New Roman" w:eastAsia="Malgun Gothic"/>
+          <w:b w:val="0"/>
+          <w:i/>
+          <w:color w:val="555555"/>
+          <w:sz w:val="22"/>
+        </w:rPr>
+        <w:t>(отводя глаза)</w:t>
+      </w:r>
+      <w:r>
+        <w:rPr>
+          <w:rFonts w:ascii="Times New Roman" w:hAnsi="Times New Roman" w:eastAsia="Malgun Gothic"/>
+          <w:b w:val="0"/>
+          <w:i w:val="0"/>
+          <w:sz w:val="22"/>
+        </w:rPr>
+        <w:t xml:space="preserve"> Нет. Ничего.</w:t>
+      </w:r>
+    </w:p>
+    <w:p>
+      <w:pPr>
         <w:keepNext/>
         <w:spacing w:before="320" w:after="140"/>
       </w:pPr>
@@ -1383,6 +1722,52 @@
     </w:p>
     <w:p>
       <w:pPr>
+        <w:spacing w:before="0" w:after="110" w:line="300" w:lineRule="auto"/>
+      </w:pPr>
+      <w:r>
+        <w:rPr>
+          <w:rFonts w:ascii="Times New Roman" w:hAnsi="Times New Roman" w:eastAsia="Malgun Gothic"/>
+          <w:b/>
+          <w:i w:val="0"/>
+          <w:sz w:val="22"/>
+        </w:rPr>
+        <w:t xml:space="preserve">Лёша: </w:t>
+      </w:r>
+      <w:r>
+        <w:rPr>
+          <w:rFonts w:ascii="Times New Roman" w:hAnsi="Times New Roman" w:eastAsia="Malgun Gothic"/>
+          <w:b w:val="0"/>
+          <w:i w:val="0"/>
+          <w:sz w:val="22"/>
+        </w:rPr>
+        <w:t>И, Сергей Александрович, — не говорите ему, что это я настоял. Обидится, что с ним нянчатся.</w:t>
+      </w:r>
+    </w:p>
+    <w:p>
+      <w:pPr>
+        <w:spacing w:before="0" w:after="110" w:line="300" w:lineRule="auto"/>
+      </w:pPr>
+      <w:r>
+        <w:rPr>
+          <w:rFonts w:ascii="Times New Roman" w:hAnsi="Times New Roman" w:eastAsia="Malgun Gothic"/>
+          <w:b/>
+          <w:i w:val="0"/>
+          <w:sz w:val="22"/>
+        </w:rPr>
+        <w:t xml:space="preserve">Крылов: </w:t>
+      </w:r>
+      <w:r>
+        <w:rPr>
+          <w:rFonts w:ascii="Times New Roman" w:hAnsi="Times New Roman" w:eastAsia="Malgun Gothic"/>
+          <w:b w:val="0"/>
+          <w:i w:val="0"/>
+          <w:sz w:val="22"/>
+        </w:rPr>
+        <w:t>Он и так узнает. Люди вроде него замечают охрану на второй день.</w:t>
+      </w:r>
+    </w:p>
+    <w:p>
+      <w:pPr>
         <w:keepNext/>
         <w:spacing w:before="320" w:after="140"/>
       </w:pPr>
@@ -1589,6 +1974,127 @@
     </w:p>
     <w:p>
       <w:pPr>
+        <w:spacing w:before="0" w:after="110" w:line="300" w:lineRule="auto"/>
+      </w:pPr>
+      <w:r>
+        <w:rPr>
+          <w:rFonts w:ascii="Times New Roman" w:hAnsi="Times New Roman" w:eastAsia="Malgun Gothic"/>
+          <w:b/>
+          <w:i w:val="0"/>
+          <w:sz w:val="22"/>
+        </w:rPr>
+        <w:t xml:space="preserve">Мария: </w:t>
+      </w:r>
+      <w:r>
+        <w:rPr>
+          <w:rFonts w:ascii="Times New Roman" w:hAnsi="Times New Roman" w:eastAsia="Malgun Gothic"/>
+          <w:b w:val="0"/>
+          <w:i w:val="0"/>
+          <w:sz w:val="22"/>
+        </w:rPr>
+        <w:t>Бережёного Бог бережёт, слышишь?</w:t>
+      </w:r>
+    </w:p>
+    <w:p>
+      <w:pPr>
+        <w:spacing w:before="0" w:after="110" w:line="300" w:lineRule="auto"/>
+      </w:pPr>
+      <w:r>
+        <w:rPr>
+          <w:rFonts w:ascii="Times New Roman" w:hAnsi="Times New Roman" w:eastAsia="Malgun Gothic"/>
+          <w:b/>
+          <w:i w:val="0"/>
+          <w:sz w:val="22"/>
+        </w:rPr>
+        <w:t xml:space="preserve">Павел: </w:t>
+      </w:r>
+      <w:r>
+        <w:rPr>
+          <w:rFonts w:ascii="Times New Roman" w:hAnsi="Times New Roman" w:eastAsia="Malgun Gothic"/>
+          <w:b w:val="0"/>
+          <w:i/>
+          <w:color w:val="555555"/>
+          <w:sz w:val="22"/>
+        </w:rPr>
+        <w:t>(подмигивая)</w:t>
+      </w:r>
+      <w:r>
+        <w:rPr>
+          <w:rFonts w:ascii="Times New Roman" w:hAnsi="Times New Roman" w:eastAsia="Malgun Gothic"/>
+          <w:b w:val="0"/>
+          <w:i w:val="0"/>
+          <w:sz w:val="22"/>
+        </w:rPr>
+        <w:t xml:space="preserve"> А небережёного конвой стережёт. Это я тебе как бывший подсудимый говорю!</w:t>
+      </w:r>
+    </w:p>
+    <w:p>
+      <w:pPr>
+        <w:spacing w:before="0" w:after="110" w:line="300" w:lineRule="auto"/>
+      </w:pPr>
+      <w:r>
+        <w:rPr>
+          <w:rFonts w:ascii="Times New Roman" w:hAnsi="Times New Roman" w:eastAsia="Malgun Gothic"/>
+          <w:b/>
+          <w:i w:val="0"/>
+          <w:sz w:val="22"/>
+        </w:rPr>
+        <w:t xml:space="preserve">Мария: </w:t>
+      </w:r>
+      <w:r>
+        <w:rPr>
+          <w:rFonts w:ascii="Times New Roman" w:hAnsi="Times New Roman" w:eastAsia="Malgun Gothic"/>
+          <w:b w:val="0"/>
+          <w:i w:val="0"/>
+          <w:sz w:val="22"/>
+        </w:rPr>
+        <w:t>Паша! При ребёнке!</w:t>
+      </w:r>
+    </w:p>
+    <w:p>
+      <w:pPr>
+        <w:spacing w:before="0" w:after="110" w:line="300" w:lineRule="auto"/>
+      </w:pPr>
+      <w:r>
+        <w:rPr>
+          <w:rFonts w:ascii="Times New Roman" w:hAnsi="Times New Roman" w:eastAsia="Malgun Gothic"/>
+          <w:b/>
+          <w:i w:val="0"/>
+          <w:sz w:val="22"/>
+        </w:rPr>
+        <w:t xml:space="preserve">Павел: </w:t>
+      </w:r>
+      <w:r>
+        <w:rPr>
+          <w:rFonts w:ascii="Times New Roman" w:hAnsi="Times New Roman" w:eastAsia="Malgun Gothic"/>
+          <w:b w:val="0"/>
+          <w:i w:val="0"/>
+          <w:sz w:val="22"/>
+        </w:rPr>
+        <w:t xml:space="preserve">Он спит. Почти. </w:t>
+      </w:r>
+      <w:r>
+        <w:rPr>
+          <w:rFonts w:ascii="Times New Roman" w:hAnsi="Times New Roman" w:eastAsia="Malgun Gothic"/>
+          <w:b w:val="0"/>
+          <w:i/>
+          <w:color w:val="555555"/>
+          <w:sz w:val="22"/>
+        </w:rPr>
+        <w:t>(целует сына в макушку)</w:t>
+      </w:r>
+      <w:r>
+        <w:rPr>
+          <w:rFonts w:ascii="Times New Roman" w:hAnsi="Times New Roman" w:eastAsia="Malgun Gothic"/>
+          <w:b w:val="0"/>
+          <w:i w:val="0"/>
+          <w:sz w:val="22"/>
+        </w:rPr>
+        <w:t xml:space="preserve"> Спи, Лёшин крестник. Завтра расскажу, как мы ловим плохих дядей.</w:t>
+      </w:r>
+    </w:p>
+    <w:p>
+      <w:pPr>
         <w:keepNext/>
         <w:spacing w:before="320" w:after="140"/>
       </w:pPr>
@@ -2161,6 +2667,85 @@
     </w:p>
     <w:p>
       <w:pPr>
+        <w:spacing w:before="0" w:after="110" w:line="300" w:lineRule="auto"/>
+      </w:pPr>
+      <w:r>
+        <w:rPr>
+          <w:rFonts w:ascii="Times New Roman" w:hAnsi="Times New Roman" w:eastAsia="Malgun Gothic"/>
+          <w:b/>
+          <w:i w:val="0"/>
+          <w:sz w:val="22"/>
+        </w:rPr>
+        <w:t xml:space="preserve">Катя: </w:t>
+      </w:r>
+      <w:r>
+        <w:rPr>
+          <w:rFonts w:ascii="Times New Roman" w:hAnsi="Times New Roman" w:eastAsia="Malgun Gothic"/>
+          <w:b w:val="0"/>
+          <w:i w:val="0"/>
+          <w:sz w:val="22"/>
+        </w:rPr>
+        <w:t>Машина у подъезда. Охрана предупреждена.</w:t>
+      </w:r>
+    </w:p>
+    <w:p>
+      <w:pPr>
+        <w:spacing w:before="0" w:after="110" w:line="300" w:lineRule="auto"/>
+      </w:pPr>
+      <w:r>
+        <w:rPr>
+          <w:rFonts w:ascii="Times New Roman" w:hAnsi="Times New Roman" w:eastAsia="Malgun Gothic"/>
+          <w:b/>
+          <w:i w:val="0"/>
+          <w:sz w:val="22"/>
+        </w:rPr>
+        <w:t xml:space="preserve">Ирина: </w:t>
+      </w:r>
+      <w:r>
+        <w:rPr>
+          <w:rFonts w:ascii="Times New Roman" w:hAnsi="Times New Roman" w:eastAsia="Malgun Gothic"/>
+          <w:b w:val="0"/>
+          <w:i/>
+          <w:color w:val="555555"/>
+          <w:sz w:val="22"/>
+        </w:rPr>
+        <w:t>(Кате, тихо, когда он выходит)</w:t>
+      </w:r>
+      <w:r>
+        <w:rPr>
+          <w:rFonts w:ascii="Times New Roman" w:hAnsi="Times New Roman" w:eastAsia="Malgun Gothic"/>
+          <w:b w:val="0"/>
+          <w:i w:val="0"/>
+          <w:sz w:val="22"/>
+        </w:rPr>
+        <w:t xml:space="preserve"> Позвоните Марии Гришиной. Узнайте, кто с ней. Она не должна быть одна.</w:t>
+      </w:r>
+    </w:p>
+    <w:p>
+      <w:pPr>
+        <w:spacing w:before="0" w:after="110" w:line="300" w:lineRule="auto"/>
+      </w:pPr>
+      <w:r>
+        <w:rPr>
+          <w:rFonts w:ascii="Times New Roman" w:hAnsi="Times New Roman" w:eastAsia="Malgun Gothic"/>
+          <w:b/>
+          <w:i w:val="0"/>
+          <w:sz w:val="22"/>
+        </w:rPr>
+        <w:t xml:space="preserve">Катя: </w:t>
+      </w:r>
+      <w:r>
+        <w:rPr>
+          <w:rFonts w:ascii="Times New Roman" w:hAnsi="Times New Roman" w:eastAsia="Malgun Gothic"/>
+          <w:b w:val="0"/>
+          <w:i w:val="0"/>
+          <w:sz w:val="22"/>
+        </w:rPr>
+        <w:t>Уже звонила. С ней соседка и двое охранников.</w:t>
+      </w:r>
+    </w:p>
+    <w:p>
+      <w:pPr>
         <w:keepNext/>
         <w:spacing w:before="320" w:after="140"/>
       </w:pPr>
@@ -2550,6 +3135,52 @@
           <w:i w:val="0"/>
           <w:sz w:val="22"/>
         </w:rPr>
+        <w:t xml:space="preserve">Марченко: </w:t>
+      </w:r>
+      <w:r>
+        <w:rPr>
+          <w:rFonts w:ascii="Times New Roman" w:hAnsi="Times New Roman" w:eastAsia="Malgun Gothic"/>
+          <w:b w:val="0"/>
+          <w:i w:val="0"/>
+          <w:sz w:val="22"/>
+        </w:rPr>
+        <w:t>Пойду. Но предупреждаю: если цепочка выведет туда, куда я думаю, вам многие будут советовать остановиться.</w:t>
+      </w:r>
+    </w:p>
+    <w:p>
+      <w:pPr>
+        <w:spacing w:before="0" w:after="110" w:line="300" w:lineRule="auto"/>
+      </w:pPr>
+      <w:r>
+        <w:rPr>
+          <w:rFonts w:ascii="Times New Roman" w:hAnsi="Times New Roman" w:eastAsia="Malgun Gothic"/>
+          <w:b/>
+          <w:i w:val="0"/>
+          <w:sz w:val="22"/>
+        </w:rPr>
+        <w:t xml:space="preserve">Лёша: </w:t>
+      </w:r>
+      <w:r>
+        <w:rPr>
+          <w:rFonts w:ascii="Times New Roman" w:hAnsi="Times New Roman" w:eastAsia="Malgun Gothic"/>
+          <w:b w:val="0"/>
+          <w:i w:val="0"/>
+          <w:sz w:val="22"/>
+        </w:rPr>
+        <w:t>Пусть советуют. Паша тоже слышал много советов.</w:t>
+      </w:r>
+    </w:p>
+    <w:p>
+      <w:pPr>
+        <w:spacing w:before="0" w:after="110" w:line="300" w:lineRule="auto"/>
+      </w:pPr>
+      <w:r>
+        <w:rPr>
+          <w:rFonts w:ascii="Times New Roman" w:hAnsi="Times New Roman" w:eastAsia="Malgun Gothic"/>
+          <w:b/>
+          <w:i w:val="0"/>
+          <w:sz w:val="22"/>
+        </w:rPr>
         <w:t xml:space="preserve">Ирина: </w:t>
       </w:r>
       <w:r>
@@ -2688,6 +3319,108 @@
           <w:color w:val="555555"/>
           <w:sz w:val="22"/>
         </w:rPr>
+        <w:t>(Зое, тихо)</w:t>
+      </w:r>
+      <w:r>
+        <w:rPr>
+          <w:rFonts w:ascii="Times New Roman" w:hAnsi="Times New Roman" w:eastAsia="Malgun Gothic"/>
+          <w:b w:val="0"/>
+          <w:i w:val="0"/>
+          <w:sz w:val="22"/>
+        </w:rPr>
+        <w:t xml:space="preserve"> Зоя Петровна, он ведь просил меня не спасать его. Ещё тогда, после приговора: «Не злоупотребляй ради меня властью».</w:t>
+      </w:r>
+    </w:p>
+    <w:p>
+      <w:pPr>
+        <w:spacing w:before="0" w:after="110" w:line="300" w:lineRule="auto"/>
+      </w:pPr>
+      <w:r>
+        <w:rPr>
+          <w:rFonts w:ascii="Times New Roman" w:hAnsi="Times New Roman" w:eastAsia="Malgun Gothic"/>
+          <w:b/>
+          <w:i w:val="0"/>
+          <w:sz w:val="22"/>
+        </w:rPr>
+        <w:t xml:space="preserve">Зоя: </w:t>
+      </w:r>
+      <w:r>
+        <w:rPr>
+          <w:rFonts w:ascii="Times New Roman" w:hAnsi="Times New Roman" w:eastAsia="Malgun Gothic"/>
+          <w:b w:val="0"/>
+          <w:i w:val="0"/>
+          <w:sz w:val="22"/>
+        </w:rPr>
+        <w:t>И ты не злоупотребил, Алексей. Ты дал ему работу, о которой он просил. Это не одно и то же.</w:t>
+      </w:r>
+    </w:p>
+    <w:p>
+      <w:pPr>
+        <w:spacing w:before="0" w:after="110" w:line="300" w:lineRule="auto"/>
+      </w:pPr>
+      <w:r>
+        <w:rPr>
+          <w:rFonts w:ascii="Times New Roman" w:hAnsi="Times New Roman" w:eastAsia="Malgun Gothic"/>
+          <w:b/>
+          <w:i w:val="0"/>
+          <w:sz w:val="22"/>
+        </w:rPr>
+        <w:t xml:space="preserve">Лёша: </w:t>
+      </w:r>
+      <w:r>
+        <w:rPr>
+          <w:rFonts w:ascii="Times New Roman" w:hAnsi="Times New Roman" w:eastAsia="Malgun Gothic"/>
+          <w:b w:val="0"/>
+          <w:i w:val="0"/>
+          <w:sz w:val="22"/>
+        </w:rPr>
+        <w:t>Сегодня кажется, что одно.</w:t>
+      </w:r>
+    </w:p>
+    <w:p>
+      <w:pPr>
+        <w:spacing w:before="0" w:after="110" w:line="300" w:lineRule="auto"/>
+      </w:pPr>
+      <w:r>
+        <w:rPr>
+          <w:rFonts w:ascii="Times New Roman" w:hAnsi="Times New Roman" w:eastAsia="Malgun Gothic"/>
+          <w:b/>
+          <w:i w:val="0"/>
+          <w:sz w:val="22"/>
+        </w:rPr>
+        <w:t xml:space="preserve">Зоя: </w:t>
+      </w:r>
+      <w:r>
+        <w:rPr>
+          <w:rFonts w:ascii="Times New Roman" w:hAnsi="Times New Roman" w:eastAsia="Malgun Gothic"/>
+          <w:b w:val="0"/>
+          <w:i w:val="0"/>
+          <w:sz w:val="22"/>
+        </w:rPr>
+        <w:t>Сегодня всё кажется одним. Подожди год. Потом разделится само.</w:t>
+      </w:r>
+    </w:p>
+    <w:p>
+      <w:pPr>
+        <w:spacing w:before="0" w:after="110" w:line="300" w:lineRule="auto"/>
+      </w:pPr>
+      <w:r>
+        <w:rPr>
+          <w:rFonts w:ascii="Times New Roman" w:hAnsi="Times New Roman" w:eastAsia="Malgun Gothic"/>
+          <w:b/>
+          <w:i w:val="0"/>
+          <w:sz w:val="22"/>
+        </w:rPr>
+        <w:t xml:space="preserve">Лёша: </w:t>
+      </w:r>
+      <w:r>
+        <w:rPr>
+          <w:rFonts w:ascii="Times New Roman" w:hAnsi="Times New Roman" w:eastAsia="Malgun Gothic"/>
+          <w:b w:val="0"/>
+          <w:i/>
+          <w:color w:val="555555"/>
+          <w:sz w:val="22"/>
+        </w:rPr>
         <w:t>(у могилы, тихо)</w:t>
       </w:r>
       <w:r>
@@ -2928,6 +3661,29 @@
           <w:sz w:val="22"/>
         </w:rPr>
         <w:t xml:space="preserve"> — 리체이 동창들에게 바친 우정의 시. 마지막 밤 통화에서 파벨이 대학 시절 료샤가 읽던 구절이라며 떠올리고(장면 8), 료샤가 파벨의 무덤 앞에서 "유치하지 않다"고 답하듯 되돌려 준다(장면 13). 료샤가 끝내 하지 못한 말(2부의 «Уходи»에 대한 답)은 '나중'으로 남는다.</w:t>
+      </w:r>
+    </w:p>
+    <w:p>
+      <w:pPr>
+        <w:spacing w:before="0" w:after="120"/>
+      </w:pPr>
+      <w:r>
+        <w:rPr>
+          <w:rFonts w:ascii="Times New Roman" w:hAnsi="Times New Roman" w:eastAsia="Malgun Gothic"/>
+          <w:b/>
+          <w:i w:val="0"/>
+          <w:sz w:val="22"/>
+        </w:rPr>
+        <w:t>Русская пословица: «Бережёного Бог бережёт»</w:t>
+      </w:r>
+      <w:r>
+        <w:rPr>
+          <w:rFonts w:ascii="Times New Roman" w:hAnsi="Times New Roman" w:eastAsia="Malgun Gothic"/>
+          <w:b w:val="0"/>
+          <w:i w:val="0"/>
+          <w:sz w:val="22"/>
+        </w:rPr>
+        <w:t xml:space="preserve"> — 조심하는 사람은 하늘도 지킨다는 속담. 마지막 저녁, 불길한 예감에 시달리는 마리야가 파벨에게 건네고, 파벨은 옛 피고인다운 농담조의 뒷말 "А небережёного конвой стережёт"로 받아넘긴다. 웃음으로 끝나는 이 대화가 다음 날 아침의 총격을 더 아프게 만든다(장면 7).</w:t>
       </w:r>
     </w:p>
     <w:p>

--- a/러시아 인권변호사/5부/5부_5화_개혁의_대가.docx
+++ b/러시아 인권변호사/5부/5부_5화_개혁의_대가.docx
@@ -36,7 +36,7 @@
           <w:i w:val="0"/>
           <w:sz w:val="22"/>
         </w:rPr>
-        <w:t>파벨 겐나디예비치 그리신(독립 변호사, 사법개혁 조사 자원) / 마리야 그리시나(파벨의 아내) / 알렉세이 “료샤” 오를로프(대통령, 파벨 아들의 대부) / 카탸 리시나(대통령 행정실장) / 이리나 마르첸코(대통령 법률 자문) / 세르게이 알렉산드로비치 크릴로프 장군(보안 블록 책임자) / 수사관 올레그 마르첸코 / 판사 아나톨리 이고레비치 슈빈(신규, 부패 판사 네트워크의 핵심) / 조야 페트로브나(비코프의 미망인, 장례식 참석) / 경호원·의사(단역) / 파벨의 어린 아들(대사 없음)</w:t>
+        <w:t>파벨 겐나디예비치 그리신(독립 변호사, 사법개혁 조사 자원) / 마리야 그리시나(파벨의 아내) / 알렉세이 “료샤” 오를로프(대통령, 파벨 아들의 대부) / 카탸 리시나(대통령 행정실장) / 이리나 마르첸코(대통령 법률 자문) / 세르게이 알렉산드로비치 크릴로프 장군(보안 블록 책임자) / 수사관 올레그 마르첸코 / 판사 로스티슬라프 이고레비치 슈빈(신규, 부패 판사 네트워크의 핵심) / 조야 페트로브나(비코프의 35년 지기, 장례식 참석) / 경호원·의사(단역) / 파벨의 어린 아들(대사 없음)</w:t>
       </w:r>
     </w:p>
     <w:p>
@@ -1260,7 +1260,7 @@
           <w:i w:val="0"/>
           <w:sz w:val="22"/>
         </w:rPr>
-        <w:t>Анатолий Игоревич, семнадцать решений в пользу одной группы компаний за три года — это не юридическая обоснованность. Это статистическая аномалия, требующая объяснения.</w:t>
+        <w:t>Ростислав Игоревич, семнадцать решений в пользу одной группы компаний за три года — это не юридическая обоснованность. Это статистическая аномалия, требующая объяснения.</w:t>
       </w:r>
     </w:p>
     <w:p>
@@ -1362,7 +1362,7 @@
           <w:i w:val="0"/>
           <w:sz w:val="22"/>
         </w:rPr>
-        <w:t>Посмотрим, что скажет финансовая экспертиза, Анатолий Игоревич.</w:t>
+        <w:t>Посмотрим, что скажет финансовая экспертиза, Ростислав Игоревич.</w:t>
       </w:r>
     </w:p>
     <w:p>
@@ -1464,7 +1464,7 @@
           <w:i w:val="0"/>
           <w:sz w:val="22"/>
         </w:rPr>
-        <w:t>У меня тоже, Анатолий Игоревич. Я помню, сколько мне когда-то заплатили. И сколько это стоило другим. Вот и считаю.</w:t>
+        <w:t>У меня тоже, Ростислав Игоревич. Я помню, сколько мне когда-то заплатили. И сколько это стоило другим. Вот и считаю.</w:t>
       </w:r>
     </w:p>
     <w:p>
@@ -1497,7 +1497,7 @@
           <w:i w:val="0"/>
           <w:sz w:val="22"/>
         </w:rPr>
-        <w:t xml:space="preserve"> Анатолий Игоревич, желаете что-то добавить к протоколу?</w:t>
+        <w:t xml:space="preserve"> Ростислав Игоревич, желаете что-то добавить к протоколу?</w:t>
       </w:r>
     </w:p>
     <w:p>

--- a/러시아 인권변호사/5부/5부_5화_개혁의_대가.docx
+++ b/러시아 인권변호사/5부/5부_5화_개혁의_대가.docx
@@ -3523,7 +3523,7 @@
           <w:color w:val="555555"/>
           <w:sz w:val="22"/>
         </w:rPr>
-        <w:t>(смотрит в пустоту, словно перебирая про себя имена — Быков, отец, Дарья, Ольга, теперь Паша)</w:t>
+        <w:t>(смотрит в пустоту, словно перебирая про себя имена — Быков, отец, Ольга, пропавшая без вести Дарья, теперь Паша)</w:t>
       </w:r>
       <w:r>
         <w:rPr>
@@ -3660,7 +3660,7 @@
           <w:i w:val="0"/>
           <w:sz w:val="22"/>
         </w:rPr>
-        <w:t xml:space="preserve"> — 리체이 동창들에게 바친 우정의 시. 마지막 밤 통화에서 파벨이 대학 시절 료샤가 읽던 구절이라며 떠올리고(장면 8), 료샤가 파벨의 무덤 앞에서 "유치하지 않다"고 답하듯 되돌려 준다(장면 13). 료샤가 끝내 하지 못한 말(2부의 «Уходи»에 대한 답)은 '나중'으로 남는다.</w:t>
+        <w:t xml:space="preserve"> — 한국어 해설: 리체이 동창들에게 바친 우정의 시. 마지막 밤 통화에서 파벨이 대학 시절 료샤가 읽던 구절이라며 떠올리고(장면 8), 료샤가 파벨의 무덤 앞에서 "유치하지 않다"고 답하듯 되돌려 준다(장면 13). 료샤가 끝내 하지 못한 말(2부의 «Уходи»에 대한 답)은 '나중'으로 남는다.</w:t>
       </w:r>
     </w:p>
     <w:p>
@@ -3683,7 +3683,7 @@
           <w:i w:val="0"/>
           <w:sz w:val="22"/>
         </w:rPr>
-        <w:t xml:space="preserve"> — 조심하는 사람은 하늘도 지킨다는 속담. 마지막 저녁, 불길한 예감에 시달리는 마리야가 파벨에게 건네고, 파벨은 옛 피고인다운 농담조의 뒷말 "А небережёного конвой стережёт"로 받아넘긴다. 웃음으로 끝나는 이 대화가 다음 날 아침의 총격을 더 아프게 만든다(장면 7).</w:t>
+        <w:t xml:space="preserve"> — 한국어 해설: 조심하는 사람은 하늘도 지킨다는 속담. 마지막 저녁, 불길한 예감에 시달리는 마리야가 파벨에게 건네고, 파벨은 옛 피고인다운 농담조의 뒷말 "А небережёного конвой стережёт"로 받아넘긴다. 웃음으로 끝나는 이 대화가 다음 날 아침의 총격을 더 아프게 만든다(장면 7).</w:t>
       </w:r>
     </w:p>
     <w:p>

--- a/러시아 인권변호사/5부/5부_5화_개혁의_대가.docx
+++ b/러시아 인권변호사/5부/5부_5화_개혁의_대가.docx
@@ -36,7 +36,7 @@
           <w:i w:val="0"/>
           <w:sz w:val="22"/>
         </w:rPr>
-        <w:t>파벨 겐나디예비치 그리신(독립 변호사, 사법개혁 조사 자원) / 마리야 그리시나(파벨의 아내) / 알렉세이 “료샤” 오를로프(대통령, 파벨 아들의 대부) / 카탸 리시나(대통령 행정실장) / 이리나 마르첸코(대통령 법률 자문) / 세르게이 알렉산드로비치 크릴로프 장군(보안 블록 책임자) / 수사관 올레그 마르첸코 / 판사 로스티슬라프 이고레비치 슈빈(신규, 부패 판사 네트워크의 핵심) / 조야 페트로브나(비코프의 35년 지기, 장례식 참석) / 경호원·의사(단역) / 파벨의 어린 아들(대사 없음)</w:t>
+        <w:t>파벨 겐나디예비치 그리신(독립 변호사, 사법개혁 조사 자원) / 마리야 그리시나(파벨의 아내) / 알렉세이 “료샤” 오를로프(대통령, 파벨 아들의 대부) / 카탸 리시나(대통령 행정실장) / 이리나 마르첸코(대통령 법률 자문) / 세르게이 알렉산드로비치 크릴로프 장군(보안 블록 책임자) / 수사관 콘스탄틴 마르첸코 / 판사 로스티슬라프 이고레비치 슈빈(신규, 부패 판사 네트워크의 핵심) / 조야 페트로브나(비코프의 35년 지기, 장례식 참석) / 경호원·의사(단역) / 파벨의 어린 아들(대사 없음)</w:t>
       </w:r>
     </w:p>
     <w:p>
